--- a/benchmarks/docx/corpus/tracked/all-inserted.docx
+++ b/benchmarks/docx/corpus/tracked/all-inserted.docx
@@ -13,7 +13,7 @@
     <w:p>
       <w:pPr>
         <w:rPr>
-          <w:ins w:id="0" w:author="all2md corpus" w:date="2026-08-31T17:52:00Z" w16du:dateUtc="2026-08-31T21:52:00Z"/>
+          <w:ins w:id="0" w:author="all2md corpus" w:date="2026-08-31T18:31:00Z" w16du:dateUtc="2026-08-31T22:31:00Z"/>
         </w:rPr>
       </w:pPr>
       <w:r>
@@ -21,7 +21,7 @@
       </w:r>
     </w:p>
     <w:p>
-      <w:ins w:id="1" w:author="all2md corpus" w:date="2026-08-31T17:52:00Z" w16du:dateUtc="2026-08-31T21:52:00Z">
+      <w:ins w:id="1" w:author="all2md corpus" w:date="2026-08-31T18:31:00Z" w16du:dateUtc="2026-08-31T22:31:00Z">
         <w:r>
           <w:t>Every word of this paragraph is an insertion.</w:t>
         </w:r>
@@ -453,7 +453,7 @@
     <w:link w:val="Heading1Char"/>
     <w:uiPriority w:val="9"/>
     <w:qFormat/>
-    <w:rsid w:val="00FD1196"/>
+    <w:rsid w:val="007B64BA"/>
     <w:pPr>
       <w:keepNext/>
       <w:keepLines/>
@@ -476,7 +476,7 @@
     <w:semiHidden/>
     <w:unhideWhenUsed/>
     <w:qFormat/>
-    <w:rsid w:val="00FD1196"/>
+    <w:rsid w:val="007B64BA"/>
     <w:pPr>
       <w:keepNext/>
       <w:keepLines/>
@@ -499,7 +499,7 @@
     <w:semiHidden/>
     <w:unhideWhenUsed/>
     <w:qFormat/>
-    <w:rsid w:val="00FD1196"/>
+    <w:rsid w:val="007B64BA"/>
     <w:pPr>
       <w:keepNext/>
       <w:keepLines/>
@@ -522,7 +522,7 @@
     <w:semiHidden/>
     <w:unhideWhenUsed/>
     <w:qFormat/>
-    <w:rsid w:val="00FD1196"/>
+    <w:rsid w:val="007B64BA"/>
     <w:pPr>
       <w:keepNext/>
       <w:keepLines/>
@@ -545,7 +545,7 @@
     <w:semiHidden/>
     <w:unhideWhenUsed/>
     <w:qFormat/>
-    <w:rsid w:val="00FD1196"/>
+    <w:rsid w:val="007B64BA"/>
     <w:pPr>
       <w:keepNext/>
       <w:keepLines/>
@@ -566,7 +566,7 @@
     <w:semiHidden/>
     <w:unhideWhenUsed/>
     <w:qFormat/>
-    <w:rsid w:val="00FD1196"/>
+    <w:rsid w:val="007B64BA"/>
     <w:pPr>
       <w:keepNext/>
       <w:keepLines/>
@@ -589,7 +589,7 @@
     <w:semiHidden/>
     <w:unhideWhenUsed/>
     <w:qFormat/>
-    <w:rsid w:val="00FD1196"/>
+    <w:rsid w:val="007B64BA"/>
     <w:pPr>
       <w:keepNext/>
       <w:keepLines/>
@@ -610,7 +610,7 @@
     <w:semiHidden/>
     <w:unhideWhenUsed/>
     <w:qFormat/>
-    <w:rsid w:val="00FD1196"/>
+    <w:rsid w:val="007B64BA"/>
     <w:pPr>
       <w:keepNext/>
       <w:keepLines/>
@@ -633,7 +633,7 @@
     <w:semiHidden/>
     <w:unhideWhenUsed/>
     <w:qFormat/>
-    <w:rsid w:val="00FD1196"/>
+    <w:rsid w:val="007B64BA"/>
     <w:pPr>
       <w:keepNext/>
       <w:keepLines/>
@@ -677,7 +677,7 @@
     <w:basedOn w:val="DefaultParagraphFont"/>
     <w:link w:val="Heading1"/>
     <w:uiPriority w:val="9"/>
-    <w:rsid w:val="00FD1196"/>
+    <w:rsid w:val="007B64BA"/>
     <w:rPr>
       <w:rFonts w:asciiTheme="majorHAnsi" w:eastAsiaTheme="majorEastAsia" w:hAnsiTheme="majorHAnsi" w:cstheme="majorBidi"/>
       <w:color w:val="2F5496" w:themeColor="accent1" w:themeShade="BF"/>
@@ -691,7 +691,7 @@
     <w:link w:val="Heading2"/>
     <w:uiPriority w:val="9"/>
     <w:semiHidden/>
-    <w:rsid w:val="00FD1196"/>
+    <w:rsid w:val="007B64BA"/>
     <w:rPr>
       <w:rFonts w:asciiTheme="majorHAnsi" w:eastAsiaTheme="majorEastAsia" w:hAnsiTheme="majorHAnsi" w:cstheme="majorBidi"/>
       <w:color w:val="2F5496" w:themeColor="accent1" w:themeShade="BF"/>
@@ -705,7 +705,7 @@
     <w:link w:val="Heading3"/>
     <w:uiPriority w:val="9"/>
     <w:semiHidden/>
-    <w:rsid w:val="00FD1196"/>
+    <w:rsid w:val="007B64BA"/>
     <w:rPr>
       <w:rFonts w:eastAsiaTheme="majorEastAsia" w:cstheme="majorBidi"/>
       <w:color w:val="2F5496" w:themeColor="accent1" w:themeShade="BF"/>
@@ -719,7 +719,7 @@
     <w:link w:val="Heading4"/>
     <w:uiPriority w:val="9"/>
     <w:semiHidden/>
-    <w:rsid w:val="00FD1196"/>
+    <w:rsid w:val="007B64BA"/>
     <w:rPr>
       <w:rFonts w:eastAsiaTheme="majorEastAsia" w:cstheme="majorBidi"/>
       <w:i/>
@@ -733,7 +733,7 @@
     <w:link w:val="Heading5"/>
     <w:uiPriority w:val="9"/>
     <w:semiHidden/>
-    <w:rsid w:val="00FD1196"/>
+    <w:rsid w:val="007B64BA"/>
     <w:rPr>
       <w:rFonts w:eastAsiaTheme="majorEastAsia" w:cstheme="majorBidi"/>
       <w:color w:val="2F5496" w:themeColor="accent1" w:themeShade="BF"/>
@@ -745,7 +745,7 @@
     <w:link w:val="Heading6"/>
     <w:uiPriority w:val="9"/>
     <w:semiHidden/>
-    <w:rsid w:val="00FD1196"/>
+    <w:rsid w:val="007B64BA"/>
     <w:rPr>
       <w:rFonts w:eastAsiaTheme="majorEastAsia" w:cstheme="majorBidi"/>
       <w:i/>
@@ -759,7 +759,7 @@
     <w:link w:val="Heading7"/>
     <w:uiPriority w:val="9"/>
     <w:semiHidden/>
-    <w:rsid w:val="00FD1196"/>
+    <w:rsid w:val="007B64BA"/>
     <w:rPr>
       <w:rFonts w:eastAsiaTheme="majorEastAsia" w:cstheme="majorBidi"/>
       <w:color w:val="595959" w:themeColor="text1" w:themeTint="A6"/>
@@ -771,7 +771,7 @@
     <w:link w:val="Heading8"/>
     <w:uiPriority w:val="9"/>
     <w:semiHidden/>
-    <w:rsid w:val="00FD1196"/>
+    <w:rsid w:val="007B64BA"/>
     <w:rPr>
       <w:rFonts w:eastAsiaTheme="majorEastAsia" w:cstheme="majorBidi"/>
       <w:i/>
@@ -785,7 +785,7 @@
     <w:link w:val="Heading9"/>
     <w:uiPriority w:val="9"/>
     <w:semiHidden/>
-    <w:rsid w:val="00FD1196"/>
+    <w:rsid w:val="007B64BA"/>
     <w:rPr>
       <w:rFonts w:eastAsiaTheme="majorEastAsia" w:cstheme="majorBidi"/>
       <w:color w:val="272727" w:themeColor="text1" w:themeTint="D8"/>
@@ -798,7 +798,7 @@
     <w:link w:val="TitleChar"/>
     <w:uiPriority w:val="10"/>
     <w:qFormat/>
-    <w:rsid w:val="00FD1196"/>
+    <w:rsid w:val="007B64BA"/>
     <w:pPr>
       <w:spacing w:after="80" w:line="240" w:lineRule="auto"/>
       <w:contextualSpacing/>
@@ -816,7 +816,7 @@
     <w:basedOn w:val="DefaultParagraphFont"/>
     <w:link w:val="Title"/>
     <w:uiPriority w:val="10"/>
-    <w:rsid w:val="00FD1196"/>
+    <w:rsid w:val="007B64BA"/>
     <w:rPr>
       <w:rFonts w:asciiTheme="majorHAnsi" w:eastAsiaTheme="majorEastAsia" w:hAnsiTheme="majorHAnsi" w:cstheme="majorBidi"/>
       <w:spacing w:val="-10"/>
@@ -832,7 +832,7 @@
     <w:link w:val="SubtitleChar"/>
     <w:uiPriority w:val="11"/>
     <w:qFormat/>
-    <w:rsid w:val="00FD1196"/>
+    <w:rsid w:val="007B64BA"/>
     <w:pPr>
       <w:numPr>
         <w:ilvl w:val="1"/>
@@ -851,7 +851,7 @@
     <w:basedOn w:val="DefaultParagraphFont"/>
     <w:link w:val="Subtitle"/>
     <w:uiPriority w:val="11"/>
-    <w:rsid w:val="00FD1196"/>
+    <w:rsid w:val="007B64BA"/>
     <w:rPr>
       <w:rFonts w:eastAsiaTheme="majorEastAsia" w:cstheme="majorBidi"/>
       <w:color w:val="595959" w:themeColor="text1" w:themeTint="A6"/>
@@ -867,7 +867,7 @@
     <w:link w:val="QuoteChar"/>
     <w:uiPriority w:val="29"/>
     <w:qFormat/>
-    <w:rsid w:val="00FD1196"/>
+    <w:rsid w:val="007B64BA"/>
     <w:pPr>
       <w:spacing w:before="160"/>
       <w:jc w:val="center"/>
@@ -883,7 +883,7 @@
     <w:basedOn w:val="DefaultParagraphFont"/>
     <w:link w:val="Quote"/>
     <w:uiPriority w:val="29"/>
-    <w:rsid w:val="00FD1196"/>
+    <w:rsid w:val="007B64BA"/>
     <w:rPr>
       <w:i/>
       <w:iCs/>
@@ -895,7 +895,7 @@
     <w:basedOn w:val="Normal"/>
     <w:uiPriority w:val="34"/>
     <w:qFormat/>
-    <w:rsid w:val="00FD1196"/>
+    <w:rsid w:val="007B64BA"/>
     <w:pPr>
       <w:ind w:left="720"/>
       <w:contextualSpacing/>
@@ -906,7 +906,7 @@
     <w:basedOn w:val="DefaultParagraphFont"/>
     <w:uiPriority w:val="21"/>
     <w:qFormat/>
-    <w:rsid w:val="00FD1196"/>
+    <w:rsid w:val="007B64BA"/>
     <w:rPr>
       <w:i/>
       <w:iCs/>
@@ -920,7 +920,7 @@
     <w:link w:val="IntenseQuoteChar"/>
     <w:uiPriority w:val="30"/>
     <w:qFormat/>
-    <w:rsid w:val="00FD1196"/>
+    <w:rsid w:val="007B64BA"/>
     <w:pPr>
       <w:pBdr>
         <w:top w:val="single" w:sz="4" w:space="10" w:color="2F5496" w:themeColor="accent1" w:themeShade="BF"/>
@@ -941,7 +941,7 @@
     <w:basedOn w:val="DefaultParagraphFont"/>
     <w:link w:val="IntenseQuote"/>
     <w:uiPriority w:val="30"/>
-    <w:rsid w:val="00FD1196"/>
+    <w:rsid w:val="007B64BA"/>
     <w:rPr>
       <w:i/>
       <w:iCs/>
@@ -953,7 +953,7 @@
     <w:basedOn w:val="DefaultParagraphFont"/>
     <w:uiPriority w:val="32"/>
     <w:qFormat/>
-    <w:rsid w:val="00FD1196"/>
+    <w:rsid w:val="007B64BA"/>
     <w:rPr>
       <w:b/>
       <w:bCs/>
@@ -967,7 +967,7 @@
     <w:hidden/>
     <w:uiPriority w:val="99"/>
     <w:semiHidden/>
-    <w:rsid w:val="00FD1196"/>
+    <w:rsid w:val="007B64BA"/>
     <w:pPr>
       <w:spacing w:after="0" w:line="240" w:lineRule="auto"/>
     </w:pPr>
